--- a/《AI工具实战应用》/样章_AI工具实战应用_第2章与大模型高效对话.docx
+++ b/《AI工具实战应用》/样章_AI工具实战应用_第2章与大模型高效对话.docx
@@ -23,31 +23,33 @@
         <w:ind w:firstLine="420"/>
       </w:pPr>
       <w:r>
-        <w:t>在前面一章，我们认识了常见的AI工具，并学会了按任务选择工具。本章关注的是另一件更基础的事：怎样把自己的需求说清楚，并在得到回答之后，判断它是否可靠。同样的工具，在两个人手中可能得到截然不同的结果，差别往往不在工具本身，而在提问的方式和核验的习惯。</w:t>
+        <w:t>在前面一章，我们认识了常见的AI工具，并学会了按任务选择工具。本章关注的是更基础的一件事：怎样把自己的需求说清楚，并在得到回答之后，判断它是否可靠。同样的工具，在两个人手中可能得到截然不同的结果，差别往往不在工具本身，而在提问的方式和核验的习惯。本章的后半部分将带你完成一次完整的实训：从任务单出发，经过提示词设计、多轮修改和逐条核验，最终形成一份可以交给他人检查的成果。</w:t>
+      </w:r>
+    </w:p>
+    <w:p>
+      <w:pPr>
+        <w:pStyle w:val="Heading2"/>
+      </w:pPr>
+      <w:r>
+        <w:t>学习目标</w:t>
       </w:r>
     </w:p>
     <w:p>
       <w:pPr/>
       <w:r>
-        <w:rPr>
-          <w:b/>
-        </w:rPr>
-        <w:t>学习目标</w:t>
-      </w:r>
-      <w:r>
-        <w:t>知识目标：说出提示词的五个基本要素，理解幻觉、过时信息和敏感内容等常见局限。</w:t>
+        <w:t>知识目标：说出提示词的五个基本要素，理解幻觉、过时信息和敏感内容等常见局限，知道多轮追问与核验的基本流程。</w:t>
       </w:r>
     </w:p>
     <w:p>
       <w:pPr/>
       <w:r>
-        <w:t>能力目标：能够设计结构完整的提示词，通过多轮追问修正回答，并对回答中的事实进行初步核验。</w:t>
+        <w:t>能力目标：能够根据任务单设计结构完整的提示词；能够通过多轮追问修正回答；能够对回答中的数字、出处和结论进行逐条核验并填写核验记录。</w:t>
       </w:r>
     </w:p>
     <w:p>
       <w:pPr/>
       <w:r>
-        <w:t>素养目标：养成“先核实、后采用”的使用习惯，不把AI表达的流畅当作事实依据。</w:t>
+        <w:t>素养目标：养成“先核实、后采用”的使用习惯，不把AI表达的流畅当作事实依据，对自己提交的成果承担责任。</w:t>
       </w:r>
     </w:p>
     <w:p>
@@ -87,7 +89,7 @@
         <w:ind w:firstLine="420"/>
       </w:pPr>
       <w:r>
-        <w:t>这个案例引出本章的两个问题：如何把需求说清楚，让模型给出更可用的回答？当回答看起来很完整时，又如何判断它是否可靠？</w:t>
+        <w:t>这个案例引出本章的两个问题：如何把需求说清楚，让模型给出更可用的回答？当回答看起来很完整时，又如何判断它是否可靠？下面的内容，就从小何重新开始的那一刻讲起。</w:t>
       </w:r>
     </w:p>
     <w:p>
@@ -115,7 +117,7 @@
         <w:ind w:firstLine="420"/>
       </w:pPr>
       <w:r>
-        <w:t>提示词（Prompt）是你交给模型的工作说明。它的作用类似于给新同事布置任务：说清楚他是谁、要做什么、已经知道什么、交回什么样的结果。很多人习惯只写一句话，例如“写一份方案”，模型只能依靠常见的套路作答，输出往往泛泛而谈。</w:t>
+        <w:t>提示词（Prompt）是你交给模型的工作说明。它的作用类似于给新同事布置任务：说清楚他是谁、要做什么、已经知道什么、交回什么样的结果。很多人习惯只写一句话，例如“写一份方案”，模型只能依靠常见的套路作答，输出往往泛泛而谈，也很难检查。</w:t>
       </w:r>
     </w:p>
     <w:p>
@@ -123,7 +125,7 @@
         <w:ind w:firstLine="420"/>
       </w:pPr>
       <w:r>
-        <w:t>一条较完整的提示词，通常包含五个要素。表2-1列出了它们的含义，并给出小何任务中的示例。</w:t>
+        <w:t>一条较完整的提示词，通常包含五个要素。表2-1列出了它们的含义，并给出小何任务中的示例；图2-1以流程的方式展示了这五个要素如何汇集到提示词中，并进入模型输出。</w:t>
       </w:r>
     </w:p>
     <w:p>
@@ -332,7 +334,7 @@
               <w:rPr>
                 <w:sz w:val="20"/>
               </w:rPr>
-              <w:t>面向新生，在食堂和宿舍楼发放，预算有限</w:t>
+              <w:t>面向新生，在食堂和宿舍楼发放，预算约500元</w:t>
             </w:r>
           </w:p>
         </w:tc>
@@ -376,7 +378,7 @@
               <w:rPr>
                 <w:sz w:val="20"/>
               </w:rPr>
-              <w:t>分为目标、措施、时间安排三部分，800字以内</w:t>
+              <w:t>分为目标、措施、时间安排三部分，每部分不超过200字</w:t>
             </w:r>
           </w:p>
         </w:tc>
@@ -420,7 +422,7 @@
               <w:rPr>
                 <w:sz w:val="20"/>
               </w:rPr>
-              <w:t>不得编造数据；无法确认的内容标注“待核实”</w:t>
+              <w:t>不得编造数据；无法确认的数字和文号标注“待核实”</w:t>
             </w:r>
           </w:p>
         </w:tc>
@@ -430,14 +432,6 @@
       <w:pPr>
         <w:spacing w:after="0"/>
       </w:pPr>
-    </w:p>
-    <w:p>
-      <w:pPr>
-        <w:ind w:firstLine="420"/>
-      </w:pPr>
-      <w:r>
-        <w:t>图2-1以流程的方式展示了这五个要素如何汇集到提示词中，并进入模型输出。注意图中的最后一个环节：人工核验。无论提示词写得多么详细，输出都需要经过核验才能使用。</w:t>
-      </w:r>
     </w:p>
     <w:p>
       <w:pPr>
@@ -494,7 +488,7 @@
         <w:ind w:firstLine="420"/>
       </w:pPr>
       <w:r>
-        <w:t>回到小何的案例，她第一次提问时只有任务，没有背景、格式和约束。模型缺少对象、规模和资源的信息，只好自行补充数字，这正是问题的起点。她重新组织了提示词，加入了角色、背景和格式，并写明“不得编造数据，无法确认的内容请标注为待核实”。这样，模型的工作范围被限定在她能够检查的内容之内。</w:t>
+        <w:t>注意图2-1的最后一个环节：人工核验。无论提示词写得多么详细，输出都需要经过核验才能使用。五个要素的作用各不相同：角色和格式决定输出的“样子”，任务和背景决定输出的“内容范围”，约束则决定输出的“边界”。其中，约束最容易被忽略，却与后面的核验关系最密切。</w:t>
       </w:r>
     </w:p>
     <w:p>
@@ -502,7 +496,364 @@
         <w:ind w:firstLine="420"/>
       </w:pPr>
       <w:r>
-        <w:t>格式要求看似只是排版，实际上它决定了输出能否被检查。一份按“目标、措施、时间安排”分段的方案，每一段都有明确的对应内容，核验时可以逐段对照；而一大段没有结构的文字，即使内容相同，也很难逐项检查。因此，要求模型分段、列出依据、标注不确定之处，都是为核验做准备。</w:t>
+        <w:t>回到小何的案例。她第一次提问时只有任务，没有背景、格式和约束。模型缺少对象、规模和资源的信息，只好自行补充数字，这正是问题的起点。表2-2展示了她改写前后的两版提示词。</w:t>
+      </w:r>
+    </w:p>
+    <w:p>
+      <w:pPr>
+        <w:keepNext/>
+        <w:jc w:val="center"/>
+      </w:pPr>
+      <w:r>
+        <w:rPr>
+          <w:b/>
+          <w:sz w:val="21"/>
+        </w:rPr>
+        <w:t>表2-2　小何的两版提示词对比</w:t>
+      </w:r>
+    </w:p>
+    <w:tbl>
+      <w:tblPr>
+        <w:tblW w:type="auto" w:w="0"/>
+        <w:tblLook w:firstColumn="1" w:firstRow="1" w:lastColumn="0" w:lastRow="0" w:noHBand="0" w:noVBand="1" w:val="04A0"/>
+        <w:jc w:val="center"/>
+        <w:tblBorders>
+          <w:top w:val="single" w:sz="4" w:space="0" w:color="000000"/>
+          <w:left w:val="single" w:sz="4" w:space="0" w:color="000000"/>
+          <w:bottom w:val="single" w:sz="4" w:space="0" w:color="000000"/>
+          <w:right w:val="single" w:sz="4" w:space="0" w:color="000000"/>
+          <w:insideH w:val="single" w:sz="4" w:space="0" w:color="000000"/>
+          <w:insideV w:val="single" w:sz="4" w:space="0" w:color="000000"/>
+        </w:tblBorders>
+      </w:tblPr>
+      <w:tblGrid>
+        <w:gridCol w:w="2880"/>
+        <w:gridCol w:w="2880"/>
+        <w:gridCol w:w="2880"/>
+      </w:tblGrid>
+      <w:tr>
+        <w:tc>
+          <w:tcPr>
+            <w:tcW w:type="dxa" w:w="1361"/>
+          </w:tcPr>
+          <w:p>
+            <w:r/>
+            <w:r>
+              <w:rPr>
+                <w:b/>
+                <w:sz w:val="20"/>
+              </w:rPr>
+              <w:t>项目</w:t>
+            </w:r>
+          </w:p>
+        </w:tc>
+        <w:tc>
+          <w:tcPr>
+            <w:tcW w:type="dxa" w:w="3515"/>
+          </w:tcPr>
+          <w:p>
+            <w:r/>
+            <w:r>
+              <w:rPr>
+                <w:b/>
+                <w:sz w:val="20"/>
+              </w:rPr>
+              <w:t>第一版（只有任务）</w:t>
+            </w:r>
+          </w:p>
+        </w:tc>
+        <w:tc>
+          <w:tcPr>
+            <w:tcW w:type="dxa" w:w="4195"/>
+          </w:tcPr>
+          <w:p>
+            <w:r/>
+            <w:r>
+              <w:rPr>
+                <w:b/>
+                <w:sz w:val="20"/>
+              </w:rPr>
+              <w:t>第二版（五要素齐全）</w:t>
+            </w:r>
+          </w:p>
+        </w:tc>
+      </w:tr>
+      <w:tr>
+        <w:tc>
+          <w:tcPr>
+            <w:tcW w:type="dxa" w:w="1361"/>
+          </w:tcPr>
+          <w:p>
+            <w:r/>
+            <w:r>
+              <w:rPr>
+                <w:sz w:val="20"/>
+              </w:rPr>
+              <w:t>角色</w:t>
+            </w:r>
+          </w:p>
+        </w:tc>
+        <w:tc>
+          <w:tcPr>
+            <w:tcW w:type="dxa" w:w="3515"/>
+          </w:tcPr>
+          <w:p>
+            <w:r/>
+            <w:r>
+              <w:rPr>
+                <w:sz w:val="20"/>
+              </w:rPr>
+              <w:t>无</w:t>
+            </w:r>
+          </w:p>
+        </w:tc>
+        <w:tc>
+          <w:tcPr>
+            <w:tcW w:type="dxa" w:w="4195"/>
+          </w:tcPr>
+          <w:p>
+            <w:r/>
+            <w:r>
+              <w:rPr>
+                <w:sz w:val="20"/>
+              </w:rPr>
+              <w:t>你是高校社团的宣传策划人员</w:t>
+            </w:r>
+          </w:p>
+        </w:tc>
+      </w:tr>
+      <w:tr>
+        <w:tc>
+          <w:tcPr>
+            <w:tcW w:type="dxa" w:w="1361"/>
+          </w:tcPr>
+          <w:p>
+            <w:r/>
+            <w:r>
+              <w:rPr>
+                <w:sz w:val="20"/>
+              </w:rPr>
+              <w:t>任务</w:t>
+            </w:r>
+          </w:p>
+        </w:tc>
+        <w:tc>
+          <w:tcPr>
+            <w:tcW w:type="dxa" w:w="3515"/>
+          </w:tcPr>
+          <w:p>
+            <w:r/>
+            <w:r>
+              <w:rPr>
+                <w:sz w:val="20"/>
+              </w:rPr>
+              <w:t>帮我写一份垃圾分类宣传方案，要有数据</w:t>
+            </w:r>
+          </w:p>
+        </w:tc>
+        <w:tc>
+          <w:tcPr>
+            <w:tcW w:type="dxa" w:w="4195"/>
+          </w:tcPr>
+          <w:p>
+            <w:r/>
+            <w:r>
+              <w:rPr>
+                <w:sz w:val="20"/>
+              </w:rPr>
+              <w:t>为校园垃圾分类写一份宣传方案，用于开学后的活动周</w:t>
+            </w:r>
+          </w:p>
+        </w:tc>
+      </w:tr>
+      <w:tr>
+        <w:tc>
+          <w:tcPr>
+            <w:tcW w:type="dxa" w:w="1361"/>
+          </w:tcPr>
+          <w:p>
+            <w:r/>
+            <w:r>
+              <w:rPr>
+                <w:sz w:val="20"/>
+              </w:rPr>
+              <w:t>背景</w:t>
+            </w:r>
+          </w:p>
+        </w:tc>
+        <w:tc>
+          <w:tcPr>
+            <w:tcW w:type="dxa" w:w="3515"/>
+          </w:tcPr>
+          <w:p>
+            <w:r/>
+            <w:r>
+              <w:rPr>
+                <w:sz w:val="20"/>
+              </w:rPr>
+              <w:t>无</w:t>
+            </w:r>
+          </w:p>
+        </w:tc>
+        <w:tc>
+          <w:tcPr>
+            <w:tcW w:type="dxa" w:w="4195"/>
+          </w:tcPr>
+          <w:p>
+            <w:r/>
+            <w:r>
+              <w:rPr>
+                <w:sz w:val="20"/>
+              </w:rPr>
+              <w:t>面向新生，在食堂和宿舍楼发放，预算约500元，场地由学院提供</w:t>
+            </w:r>
+          </w:p>
+        </w:tc>
+      </w:tr>
+      <w:tr>
+        <w:tc>
+          <w:tcPr>
+            <w:tcW w:type="dxa" w:w="1361"/>
+          </w:tcPr>
+          <w:p>
+            <w:r/>
+            <w:r>
+              <w:rPr>
+                <w:sz w:val="20"/>
+              </w:rPr>
+              <w:t>格式</w:t>
+            </w:r>
+          </w:p>
+        </w:tc>
+        <w:tc>
+          <w:tcPr>
+            <w:tcW w:type="dxa" w:w="3515"/>
+          </w:tcPr>
+          <w:p>
+            <w:r/>
+            <w:r>
+              <w:rPr>
+                <w:sz w:val="20"/>
+              </w:rPr>
+              <w:t>无</w:t>
+            </w:r>
+          </w:p>
+        </w:tc>
+        <w:tc>
+          <w:tcPr>
+            <w:tcW w:type="dxa" w:w="4195"/>
+          </w:tcPr>
+          <w:p>
+            <w:r/>
+            <w:r>
+              <w:rPr>
+                <w:sz w:val="20"/>
+              </w:rPr>
+              <w:t>分为目标、措施、时间安排三部分，每部分不超过200字</w:t>
+            </w:r>
+          </w:p>
+        </w:tc>
+      </w:tr>
+      <w:tr>
+        <w:tc>
+          <w:tcPr>
+            <w:tcW w:type="dxa" w:w="1361"/>
+          </w:tcPr>
+          <w:p>
+            <w:r/>
+            <w:r>
+              <w:rPr>
+                <w:sz w:val="20"/>
+              </w:rPr>
+              <w:t>约束</w:t>
+            </w:r>
+          </w:p>
+        </w:tc>
+        <w:tc>
+          <w:tcPr>
+            <w:tcW w:type="dxa" w:w="3515"/>
+          </w:tcPr>
+          <w:p>
+            <w:r/>
+            <w:r>
+              <w:rPr>
+                <w:sz w:val="20"/>
+              </w:rPr>
+              <w:t>无</w:t>
+            </w:r>
+          </w:p>
+        </w:tc>
+        <w:tc>
+          <w:tcPr>
+            <w:tcW w:type="dxa" w:w="4195"/>
+          </w:tcPr>
+          <w:p>
+            <w:r/>
+            <w:r>
+              <w:rPr>
+                <w:sz w:val="20"/>
+              </w:rPr>
+              <w:t>不得编造数据；无法确认的数字和文号标注“待核实”</w:t>
+            </w:r>
+          </w:p>
+        </w:tc>
+      </w:tr>
+      <w:tr>
+        <w:tc>
+          <w:tcPr>
+            <w:tcW w:type="dxa" w:w="1361"/>
+          </w:tcPr>
+          <w:p>
+            <w:r/>
+            <w:r>
+              <w:rPr>
+                <w:sz w:val="20"/>
+              </w:rPr>
+              <w:t>输出结果</w:t>
+            </w:r>
+          </w:p>
+        </w:tc>
+        <w:tc>
+          <w:tcPr>
+            <w:tcW w:type="dxa" w:w="3515"/>
+          </w:tcPr>
+          <w:p>
+            <w:r/>
+            <w:r>
+              <w:rPr>
+                <w:sz w:val="20"/>
+              </w:rPr>
+              <w:t>完整，但每个数字都无法核对</w:t>
+            </w:r>
+          </w:p>
+        </w:tc>
+        <w:tc>
+          <w:tcPr>
+            <w:tcW w:type="dxa" w:w="4195"/>
+          </w:tcPr>
+          <w:p>
+            <w:r/>
+            <w:r>
+              <w:rPr>
+                <w:sz w:val="20"/>
+              </w:rPr>
+              <w:t>分段清楚，待核实内容已标注，便于逐条检查</w:t>
+            </w:r>
+          </w:p>
+        </w:tc>
+      </w:tr>
+    </w:tbl>
+    <w:p>
+      <w:pPr>
+        <w:spacing w:after="0"/>
+      </w:pPr>
+    </w:p>
+    <w:p>
+      <w:pPr>
+        <w:ind w:firstLine="420"/>
+      </w:pPr>
+      <w:r>
+        <w:t>第二版提示词并不保证结果一定准确，但它把模型的工作范围限定在小何能够检查的内容之内。这正是提示词的价值所在：它不是为了得到“完美答案”，而是为了让后面的核验变得可行。</w:t>
       </w:r>
     </w:p>
     <w:p>
@@ -588,7 +939,7 @@
         <w:ind w:firstLine="420"/>
       </w:pPr>
       <w:r>
-        <w:t>追问的关键，是把问题指向具体的位置。“再写具体一点”这类要求往往只会得到更长的文字，而“第二段中的成本数字依据是什么”则能迫使模型给出可以检查的回答。表2-2列出了几种常用的追问句式。</w:t>
+        <w:t>追问的关键，是把问题指向具体的位置。“再写具体一点”这类要求往往只会得到更长的文字，而“第二段中的成本数字依据是什么”则能迫使模型给出可以检查的回答。表2-3列出了几种常用的追问句式。</w:t>
       </w:r>
     </w:p>
     <w:p>
@@ -601,7 +952,7 @@
           <w:b/>
           <w:sz w:val="21"/>
         </w:rPr>
-        <w:t>表2-2　常用追问句式</w:t>
+        <w:t>表2-3　常用追问句式</w:t>
       </w:r>
     </w:p>
     <w:tbl>
@@ -901,15 +1252,290 @@
         <w:ind w:firstLine="420"/>
       </w:pPr>
       <w:r>
-        <w:t>小何的第二轮对话采用了“请求修正”和“要求区分”两种句式。她要求模型把确定的内容与推测的内容分开列出，结果发现，原先的“2.3吨”属于推测。她随后查阅了学校后勤处公开的数据，用实际数字替换了模型的估算，并在方案中注明了来源。</w:t>
+        <w:t>表2-4记录了小何三轮对话的全过程。它显示，每一轮追问都有明确的目的，而且每一轮的处理结果都会影响下一步的做法。</w:t>
       </w:r>
+    </w:p>
+    <w:p>
+      <w:pPr>
+        <w:keepNext/>
+        <w:jc w:val="center"/>
+      </w:pPr>
+      <w:r>
+        <w:rPr>
+          <w:b/>
+          <w:sz w:val="21"/>
+        </w:rPr>
+        <w:t>表2-4　小何三轮对话记录</w:t>
+      </w:r>
+    </w:p>
+    <w:tbl>
+      <w:tblPr>
+        <w:tblW w:type="auto" w:w="0"/>
+        <w:tblLook w:firstColumn="1" w:firstRow="1" w:lastColumn="0" w:lastRow="0" w:noHBand="0" w:noVBand="1" w:val="04A0"/>
+        <w:jc w:val="center"/>
+        <w:tblBorders>
+          <w:top w:val="single" w:sz="4" w:space="0" w:color="000000"/>
+          <w:left w:val="single" w:sz="4" w:space="0" w:color="000000"/>
+          <w:bottom w:val="single" w:sz="4" w:space="0" w:color="000000"/>
+          <w:right w:val="single" w:sz="4" w:space="0" w:color="000000"/>
+          <w:insideH w:val="single" w:sz="4" w:space="0" w:color="000000"/>
+          <w:insideV w:val="single" w:sz="4" w:space="0" w:color="000000"/>
+        </w:tblBorders>
+      </w:tblPr>
+      <w:tblGrid>
+        <w:gridCol w:w="2160"/>
+        <w:gridCol w:w="2160"/>
+        <w:gridCol w:w="2160"/>
+        <w:gridCol w:w="2160"/>
+      </w:tblGrid>
+      <w:tr>
+        <w:tc>
+          <w:tcPr>
+            <w:tcW w:type="dxa" w:w="907"/>
+          </w:tcPr>
+          <w:p>
+            <w:r/>
+            <w:r>
+              <w:rPr>
+                <w:b/>
+                <w:sz w:val="20"/>
+              </w:rPr>
+              <w:t>轮次</w:t>
+            </w:r>
+          </w:p>
+        </w:tc>
+        <w:tc>
+          <w:tcPr>
+            <w:tcW w:type="dxa" w:w="2721"/>
+          </w:tcPr>
+          <w:p>
+            <w:r/>
+            <w:r>
+              <w:rPr>
+                <w:b/>
+                <w:sz w:val="20"/>
+              </w:rPr>
+              <w:t>小何的问题</w:t>
+            </w:r>
+          </w:p>
+        </w:tc>
+        <w:tc>
+          <w:tcPr>
+            <w:tcW w:type="dxa" w:w="2835"/>
+          </w:tcPr>
+          <w:p>
+            <w:r/>
+            <w:r>
+              <w:rPr>
+                <w:b/>
+                <w:sz w:val="20"/>
+              </w:rPr>
+              <w:t>模型回答要点</w:t>
+            </w:r>
+          </w:p>
+        </w:tc>
+        <w:tc>
+          <w:tcPr>
+            <w:tcW w:type="dxa" w:w="2608"/>
+          </w:tcPr>
+          <w:p>
+            <w:r/>
+            <w:r>
+              <w:rPr>
+                <w:b/>
+                <w:sz w:val="20"/>
+              </w:rPr>
+              <w:t>小何的处理</w:t>
+            </w:r>
+          </w:p>
+        </w:tc>
+      </w:tr>
+      <w:tr>
+        <w:tc>
+          <w:tcPr>
+            <w:tcW w:type="dxa" w:w="907"/>
+          </w:tcPr>
+          <w:p>
+            <w:r/>
+            <w:r>
+              <w:rPr>
+                <w:sz w:val="20"/>
+              </w:rPr>
+              <w:t>第1轮</w:t>
+            </w:r>
+          </w:p>
+        </w:tc>
+        <w:tc>
+          <w:tcPr>
+            <w:tcW w:type="dxa" w:w="2721"/>
+          </w:tcPr>
+          <w:p>
+            <w:r/>
+            <w:r>
+              <w:rPr>
+                <w:sz w:val="20"/>
+              </w:rPr>
+              <w:t>帮我写一份垃圾分类宣传方案，要有数据</w:t>
+            </w:r>
+          </w:p>
+        </w:tc>
+        <w:tc>
+          <w:tcPr>
+            <w:tcW w:type="dxa" w:w="2835"/>
+          </w:tcPr>
+          <w:p>
+            <w:r/>
+            <w:r>
+              <w:rPr>
+                <w:sz w:val="20"/>
+              </w:rPr>
+              <w:t>给出“每日2.3吨”等数字，并附一个文号</w:t>
+            </w:r>
+          </w:p>
+        </w:tc>
+        <w:tc>
+          <w:tcPr>
+            <w:tcW w:type="dxa" w:w="2608"/>
+          </w:tcPr>
+          <w:p>
+            <w:r/>
+            <w:r>
+              <w:rPr>
+                <w:sz w:val="20"/>
+              </w:rPr>
+              <w:t>暂不采用，进入追问</w:t>
+            </w:r>
+          </w:p>
+        </w:tc>
+      </w:tr>
+      <w:tr>
+        <w:tc>
+          <w:tcPr>
+            <w:tcW w:type="dxa" w:w="907"/>
+          </w:tcPr>
+          <w:p>
+            <w:r/>
+            <w:r>
+              <w:rPr>
+                <w:sz w:val="20"/>
+              </w:rPr>
+              <w:t>第2轮</w:t>
+            </w:r>
+          </w:p>
+        </w:tc>
+        <w:tc>
+          <w:tcPr>
+            <w:tcW w:type="dxa" w:w="2721"/>
+          </w:tcPr>
+          <w:p>
+            <w:r/>
+            <w:r>
+              <w:rPr>
+                <w:sz w:val="20"/>
+              </w:rPr>
+              <w:t>这两个数据的来源是什么？</w:t>
+            </w:r>
+          </w:p>
+        </w:tc>
+        <w:tc>
+          <w:tcPr>
+            <w:tcW w:type="dxa" w:w="2835"/>
+          </w:tcPr>
+          <w:p>
+            <w:r/>
+            <w:r>
+              <w:rPr>
+                <w:sz w:val="20"/>
+              </w:rPr>
+              <w:t>承认无法提供可核实的来源</w:t>
+            </w:r>
+          </w:p>
+        </w:tc>
+        <w:tc>
+          <w:tcPr>
+            <w:tcW w:type="dxa" w:w="2608"/>
+          </w:tcPr>
+          <w:p>
+            <w:r/>
+            <w:r>
+              <w:rPr>
+                <w:sz w:val="20"/>
+              </w:rPr>
+              <w:t>删除数字，改为查找公开数据</w:t>
+            </w:r>
+          </w:p>
+        </w:tc>
+      </w:tr>
+      <w:tr>
+        <w:tc>
+          <w:tcPr>
+            <w:tcW w:type="dxa" w:w="907"/>
+          </w:tcPr>
+          <w:p>
+            <w:r/>
+            <w:r>
+              <w:rPr>
+                <w:sz w:val="20"/>
+              </w:rPr>
+              <w:t>第3轮</w:t>
+            </w:r>
+          </w:p>
+        </w:tc>
+        <w:tc>
+          <w:tcPr>
+            <w:tcW w:type="dxa" w:w="2721"/>
+          </w:tcPr>
+          <w:p>
+            <w:r/>
+            <w:r>
+              <w:rPr>
+                <w:sz w:val="20"/>
+              </w:rPr>
+              <w:t>请把确定的内容和推测的内容分开列出，推测部分标注待核实</w:t>
+            </w:r>
+          </w:p>
+        </w:tc>
+        <w:tc>
+          <w:tcPr>
+            <w:tcW w:type="dxa" w:w="2835"/>
+          </w:tcPr>
+          <w:p>
+            <w:r/>
+            <w:r>
+              <w:rPr>
+                <w:sz w:val="20"/>
+              </w:rPr>
+              <w:t>分为“已标注来源”和“待核实”两部分</w:t>
+            </w:r>
+          </w:p>
+        </w:tc>
+        <w:tc>
+          <w:tcPr>
+            <w:tcW w:type="dxa" w:w="2608"/>
+          </w:tcPr>
+          <w:p>
+            <w:r/>
+            <w:r>
+              <w:rPr>
+                <w:sz w:val="20"/>
+              </w:rPr>
+              <w:t>查阅后勤处公开数据，替换为实际数字并注明出处</w:t>
+            </w:r>
+          </w:p>
+        </w:tc>
+      </w:tr>
+    </w:tbl>
+    <w:p>
+      <w:pPr>
+        <w:spacing w:after="0"/>
+      </w:pPr>
     </w:p>
     <w:p>
       <w:pPr>
         <w:ind w:firstLine="420"/>
       </w:pPr>
       <w:r>
-        <w:t>对比小何两轮对话的结果，可以看出变化：第一轮的回答是一份完整但不可核对的方案；第三轮的回答则分成了三部分，每一个数字后面都注明了“来源待核实”或“来源：后勤处公开数据”。前者看起来更像成品，后者才是可以交给他人检查的材料。</w:t>
+        <w:t>小何的第三轮对话采用了“要求区分”和“追问依据”两种句式。模型把内容分成两部分之后，她一眼就能看出哪些数字需要替换。随后，她查阅了学校后勤处公开的数据，用实际数字替换了模型的估算，并在方案中注明了来源。</w:t>
       </w:r>
     </w:p>
     <w:p>
@@ -953,7 +1579,7 @@
         <w:ind w:firstLine="420"/>
       </w:pPr>
       <w:r>
-        <w:t>使用大模型时，有三类问题最常见。第一类是幻觉，即模型生成的内容看似合理，实际上并不存在。第二类是过时信息，模型的知识来自训练数据，对于政策、价格和近期事件，可能已经不再准确。第三类是敏感内容，既包括不当言论，也包括用户在无意中输入的他人隐私。表2-3列出了这些局限的表现和应对方法。</w:t>
+        <w:t>使用大模型时，有四类问题最常见。第一类是幻觉，即模型生成的内容看似合理，实际上并不存在。第二类是过时信息，模型的知识来自训练数据，对于政策、价格和近期事件，可能已经不再准确。第三类是敏感内容，既包括不当言论，也包括用户在无意中输入的他人隐私。第四类是迎合用户，即模型顺着提问者的假设作答。表2-5列出了这些局限的表现和应对方法。</w:t>
       </w:r>
     </w:p>
     <w:p>
@@ -966,7 +1592,7 @@
           <w:b/>
           <w:sz w:val="21"/>
         </w:rPr>
-        <w:t>表2-3　大模型常见局限与应对</w:t>
+        <w:t>表2-5　大模型常见局限与应对</w:t>
       </w:r>
     </w:p>
     <w:tbl>
@@ -1222,7 +1848,7 @@
         <w:ind w:firstLine="420"/>
       </w:pPr>
       <w:r>
-        <w:t>幻觉的危险在于，它的格式与真实内容一模一样。文献的题目、作者的名字、期刊的卷期，都可以被完整地编写出来。小何的经历说明，数字和文号是最需要警惕的地方。图2-3展示了一种较为稳妥的做法：逐条对照，而不是通读后直接采用。</w:t>
+        <w:t>幻觉的危险在于，它的格式与真实内容一模一样。文献的题目、作者的名字、期刊的卷期，都可以被完整地编写出来。图2-3用卡通形式表现了一种较为稳妥的做法：不通读就采用，而是把回答拆成一条条内容，逐条对照来源。</w:t>
       </w:r>
     </w:p>
     <w:p>
@@ -1232,7 +1858,7 @@
       <w:r>
         <w:drawing>
           <wp:inline xmlns:a="http://schemas.openxmlformats.org/drawingml/2006/main" xmlns:pic="http://schemas.openxmlformats.org/drawingml/2006/picture">
-            <wp:extent cx="4320000" cy="2356364"/>
+            <wp:extent cx="3780000" cy="2061818"/>
             <wp:docPr id="3" name="Picture 3"/>
             <wp:cNvGraphicFramePr>
               <a:graphicFrameLocks noChangeAspect="1"/>
@@ -1241,7 +1867,7 @@
               <a:graphicData uri="http://schemas.openxmlformats.org/drawingml/2006/picture">
                 <pic:pic>
                   <pic:nvPicPr>
-                    <pic:cNvPr id="0" name="fig2-3_核对场景.png"/>
+                    <pic:cNvPr id="0" name="fig2-3_卡通核对场景.png"/>
                     <pic:cNvPicPr/>
                   </pic:nvPicPr>
                   <pic:blipFill>
@@ -1253,7 +1879,7 @@
                   <pic:spPr>
                     <a:xfrm>
                       <a:off x="0" y="0"/>
-                      <a:ext cx="4320000" cy="2356364"/>
+                      <a:ext cx="3780000" cy="2061818"/>
                     </a:xfrm>
                     <a:prstGeom prst="rect"/>
                   </pic:spPr>
@@ -1272,7 +1898,7 @@
         <w:rPr>
           <w:sz w:val="21"/>
         </w:rPr>
-        <w:t>图2-3　核对AI回答的学习场景（示意图）</w:t>
+        <w:t>图2-3　逐条核对AI回答（示意图）</w:t>
       </w:r>
     </w:p>
     <w:p>
@@ -1280,7 +1906,65 @@
         <w:ind w:firstLine="420"/>
       </w:pPr>
       <w:r>
-        <w:t>图2-4是一次课堂练习的示例结果。它显示，越是具体的数字、出处和政策条款，越难在权威来源中找到依据。这一结果说明，核验的重点应当放在具体信息上，而不是泛泛的解释上。</w:t>
+        <w:t>图2-4用时序的方式展示了核验的链条。学生与AI工具之间只是“提问—回答”的关系，而核验发生在学生与原始来源之间。找不到依据的内容，必须删除或标注，不能因为它“读起来合理”而保留。</w:t>
+      </w:r>
+    </w:p>
+    <w:p>
+      <w:pPr>
+        <w:jc w:val="center"/>
+      </w:pPr>
+      <w:r>
+        <w:drawing>
+          <wp:inline xmlns:a="http://schemas.openxmlformats.org/drawingml/2006/main" xmlns:pic="http://schemas.openxmlformats.org/drawingml/2006/picture">
+            <wp:extent cx="5040000" cy="3452143"/>
+            <wp:docPr id="4" name="Picture 4"/>
+            <wp:cNvGraphicFramePr>
+              <a:graphicFrameLocks noChangeAspect="1"/>
+            </wp:cNvGraphicFramePr>
+            <a:graphic>
+              <a:graphicData uri="http://schemas.openxmlformats.org/drawingml/2006/picture">
+                <pic:pic>
+                  <pic:nvPicPr>
+                    <pic:cNvPr id="0" name="fig2-4_核验链条.png"/>
+                    <pic:cNvPicPr/>
+                  </pic:nvPicPr>
+                  <pic:blipFill>
+                    <a:blip r:embed="rId12"/>
+                    <a:stretch>
+                      <a:fillRect/>
+                    </a:stretch>
+                  </pic:blipFill>
+                  <pic:spPr>
+                    <a:xfrm>
+                      <a:off x="0" y="0"/>
+                      <a:ext cx="5040000" cy="3452143"/>
+                    </a:xfrm>
+                    <a:prstGeom prst="rect"/>
+                  </pic:spPr>
+                </pic:pic>
+              </a:graphicData>
+            </a:graphic>
+          </wp:inline>
+        </w:drawing>
+      </w:r>
+    </w:p>
+    <w:p>
+      <w:pPr>
+        <w:jc w:val="center"/>
+      </w:pPr>
+      <w:r>
+        <w:rPr>
+          <w:sz w:val="21"/>
+        </w:rPr>
+        <w:t>图2-4　核验的基本链条</w:t>
+      </w:r>
+    </w:p>
+    <w:p>
+      <w:pPr>
+        <w:ind w:firstLine="420"/>
+      </w:pPr>
+      <w:r>
+        <w:t>图2-5是一次课堂练习的示例结果。它显示，越是具体的数字、出处和政策条款，越难在权威来源中找到依据。这一结果说明，核验的重点应当放在具体信息上，而不是泛泛的解释上。</w:t>
       </w:r>
     </w:p>
     <w:p>
@@ -1291,7 +1975,7 @@
         <w:drawing>
           <wp:inline xmlns:a="http://schemas.openxmlformats.org/drawingml/2006/main" xmlns:pic="http://schemas.openxmlformats.org/drawingml/2006/picture">
             <wp:extent cx="5040000" cy="2520000"/>
-            <wp:docPr id="4" name="Picture 4"/>
+            <wp:docPr id="5" name="Picture 5"/>
             <wp:cNvGraphicFramePr>
               <a:graphicFrameLocks noChangeAspect="1"/>
             </wp:cNvGraphicFramePr>
@@ -1299,11 +1983,11 @@
               <a:graphicData uri="http://schemas.openxmlformats.org/drawingml/2006/picture">
                 <pic:pic>
                   <pic:nvPicPr>
-                    <pic:cNvPr id="0" name="fig2-4_核实结果示例.png"/>
+                    <pic:cNvPr id="0" name="fig2-5_核实结果示例.png"/>
                     <pic:cNvPicPr/>
                   </pic:nvPicPr>
                   <pic:blipFill>
-                    <a:blip r:embed="rId12"/>
+                    <a:blip r:embed="rId13"/>
                     <a:stretch>
                       <a:fillRect/>
                     </a:stretch>
@@ -1330,7 +2014,15 @@
         <w:rPr>
           <w:sz w:val="21"/>
         </w:rPr>
-        <w:t>图2-4　课堂练习中AI回答各类内容的核实结果（示例数据）</w:t>
+        <w:t>图2-5　课堂练习中AI回答各类内容的核实结果（示例数据）</w:t>
+      </w:r>
+    </w:p>
+    <w:p>
+      <w:pPr>
+        <w:ind w:firstLine="420"/>
+      </w:pPr>
+      <w:r>
+        <w:t>过时信息的问题在政策类内容上尤其明显。小何曾请模型介绍学校的某项报名政策，回答中引用的规定与学校今年的通知不一致。原因在于，模型的知识停留在训练数据的时间点上，它并不知道之后的修订。对于政策、价格、考试安排等内容，应当以学校和官方网站的最新发布为准，并注意公告的日期。</w:t>
       </w:r>
     </w:p>
     <w:p>
@@ -1358,7 +2050,15 @@
         <w:ind w:firstLine="420"/>
       </w:pPr>
       <w:r>
-        <w:t>过时信息的问题在政策类内容上尤其明显。小何曾请模型介绍学校的某项报名政策，回答中引用的规定与学校今年的通知不一致。原因在于，模型的知识停留在训练数据的时间点上，它并不知道之后的修订。对于政策、价格、考试安排等内容，应当以学校和官方网站的最新发布为准，并注意公告的日期。</w:t>
+        <w:t>模型有时会顺着用户的假设回答。如果提问时已经暗示了答案，例如“是不是数据越多越有说服力”，模型可能只是附和。这时，可以要求它给出反方观点，以检验结论是否站得住。</w:t>
+      </w:r>
+    </w:p>
+    <w:p>
+      <w:pPr>
+        <w:pStyle w:val="Heading2"/>
+      </w:pPr>
+      <w:r>
+        <w:t>2.4 实训：完成一份可核验的宣传方案</w:t>
       </w:r>
     </w:p>
     <w:p>
@@ -1366,7 +2066,1584 @@
         <w:ind w:firstLine="420"/>
       </w:pPr>
       <w:r>
-        <w:t>此外，模型有时会顺着用户的假设回答。如果提问时已经暗示了答案，例如“是不是数据越多越有说服力”，模型可能只是附和。这时，可以要求它给出反方观点，以检验结论是否站得住。</w:t>
+        <w:t>前面三节讲的是方法，本节要求你亲手完成一次完整的任务。实训以小何的案例为原型，成果是一份校园垃圾分类宣传方案，并附上一份核验记录。实训分为准备、操作和交付三个阶段，共六个步骤。</w:t>
+      </w:r>
+    </w:p>
+    <w:p>
+      <w:pPr/>
+      <w:r>
+        <w:rPr>
+          <w:b/>
+        </w:rPr>
+        <w:t>工具准备：</w:t>
+      </w:r>
+      <w:r>
+        <w:t>准备：任选一款你可以使用的对话类AI工具，阅读它的隐私说明，并在账号设置中确认历史记录和数据使用的相关选项。记录下你的设置情况，因为在后续的交付材料中，你需要说明工具和设置。</w:t>
+      </w:r>
+    </w:p>
+    <w:p>
+      <w:pPr/>
+      <w:r>
+        <w:t>第一步，填写任务单（表2-6）。任务单是实训的起点，它规定了角色、背景、交付物和约束。没有任务单，就无法判断结果是否合格。</w:t>
+      </w:r>
+    </w:p>
+    <w:p>
+      <w:pPr>
+        <w:keepNext/>
+        <w:jc w:val="center"/>
+      </w:pPr>
+      <w:r>
+        <w:rPr>
+          <w:b/>
+          <w:sz w:val="21"/>
+        </w:rPr>
+        <w:t>表2-6　实训任务单（示例）</w:t>
+      </w:r>
+    </w:p>
+    <w:tbl>
+      <w:tblPr>
+        <w:tblW w:type="auto" w:w="0"/>
+        <w:tblLook w:firstColumn="1" w:firstRow="1" w:lastColumn="0" w:lastRow="0" w:noHBand="0" w:noVBand="1" w:val="04A0"/>
+        <w:jc w:val="center"/>
+        <w:tblBorders>
+          <w:top w:val="single" w:sz="4" w:space="0" w:color="000000"/>
+          <w:left w:val="single" w:sz="4" w:space="0" w:color="000000"/>
+          <w:bottom w:val="single" w:sz="4" w:space="0" w:color="000000"/>
+          <w:right w:val="single" w:sz="4" w:space="0" w:color="000000"/>
+          <w:insideH w:val="single" w:sz="4" w:space="0" w:color="000000"/>
+          <w:insideV w:val="single" w:sz="4" w:space="0" w:color="000000"/>
+        </w:tblBorders>
+      </w:tblPr>
+      <w:tblGrid>
+        <w:gridCol w:w="4320"/>
+        <w:gridCol w:w="4320"/>
+      </w:tblGrid>
+      <w:tr>
+        <w:tc>
+          <w:tcPr>
+            <w:tcW w:type="dxa" w:w="1701"/>
+          </w:tcPr>
+          <w:p>
+            <w:r/>
+            <w:r>
+              <w:rPr>
+                <w:b/>
+                <w:sz w:val="20"/>
+              </w:rPr>
+              <w:t>字段</w:t>
+            </w:r>
+          </w:p>
+        </w:tc>
+        <w:tc>
+          <w:tcPr>
+            <w:tcW w:type="dxa" w:w="7370"/>
+          </w:tcPr>
+          <w:p>
+            <w:r/>
+            <w:r>
+              <w:rPr>
+                <w:b/>
+                <w:sz w:val="20"/>
+              </w:rPr>
+              <w:t>填写内容（示例）</w:t>
+            </w:r>
+          </w:p>
+        </w:tc>
+      </w:tr>
+      <w:tr>
+        <w:tc>
+          <w:tcPr>
+            <w:tcW w:type="dxa" w:w="1701"/>
+          </w:tcPr>
+          <w:p>
+            <w:r/>
+            <w:r>
+              <w:rPr>
+                <w:sz w:val="20"/>
+              </w:rPr>
+              <w:t>任务名称</w:t>
+            </w:r>
+          </w:p>
+        </w:tc>
+        <w:tc>
+          <w:tcPr>
+            <w:tcW w:type="dxa" w:w="7370"/>
+          </w:tcPr>
+          <w:p>
+            <w:r/>
+            <w:r>
+              <w:rPr>
+                <w:sz w:val="20"/>
+              </w:rPr>
+              <w:t>校园垃圾分类宣传方案（活动周版）</w:t>
+            </w:r>
+          </w:p>
+        </w:tc>
+      </w:tr>
+      <w:tr>
+        <w:tc>
+          <w:tcPr>
+            <w:tcW w:type="dxa" w:w="1701"/>
+          </w:tcPr>
+          <w:p>
+            <w:r/>
+            <w:r>
+              <w:rPr>
+                <w:sz w:val="20"/>
+              </w:rPr>
+              <w:t>角色</w:t>
+            </w:r>
+          </w:p>
+        </w:tc>
+        <w:tc>
+          <w:tcPr>
+            <w:tcW w:type="dxa" w:w="7370"/>
+          </w:tcPr>
+          <w:p>
+            <w:r/>
+            <w:r>
+              <w:rPr>
+                <w:sz w:val="20"/>
+              </w:rPr>
+              <w:t>AI扮演社团宣传策划人员；本人扮演方案负责人</w:t>
+            </w:r>
+          </w:p>
+        </w:tc>
+      </w:tr>
+      <w:tr>
+        <w:tc>
+          <w:tcPr>
+            <w:tcW w:type="dxa" w:w="1701"/>
+          </w:tcPr>
+          <w:p>
+            <w:r/>
+            <w:r>
+              <w:rPr>
+                <w:sz w:val="20"/>
+              </w:rPr>
+              <w:t>背景</w:t>
+            </w:r>
+          </w:p>
+        </w:tc>
+        <w:tc>
+          <w:tcPr>
+            <w:tcW w:type="dxa" w:w="7370"/>
+          </w:tcPr>
+          <w:p>
+            <w:r/>
+            <w:r>
+              <w:rPr>
+                <w:sz w:val="20"/>
+              </w:rPr>
+              <w:t>面向新生，预算约500元，发放地点为食堂与宿舍楼</w:t>
+            </w:r>
+          </w:p>
+        </w:tc>
+      </w:tr>
+      <w:tr>
+        <w:tc>
+          <w:tcPr>
+            <w:tcW w:type="dxa" w:w="1701"/>
+          </w:tcPr>
+          <w:p>
+            <w:r/>
+            <w:r>
+              <w:rPr>
+                <w:sz w:val="20"/>
+              </w:rPr>
+              <w:t>交付物</w:t>
+            </w:r>
+          </w:p>
+        </w:tc>
+        <w:tc>
+          <w:tcPr>
+            <w:tcW w:type="dxa" w:w="7370"/>
+          </w:tcPr>
+          <w:p>
+            <w:r/>
+            <w:r>
+              <w:rPr>
+                <w:sz w:val="20"/>
+              </w:rPr>
+              <w:t>一份不超过1500字的方案，含目标、措施、时间安排、预算说明和数据来源表</w:t>
+            </w:r>
+          </w:p>
+        </w:tc>
+      </w:tr>
+      <w:tr>
+        <w:tc>
+          <w:tcPr>
+            <w:tcW w:type="dxa" w:w="1701"/>
+          </w:tcPr>
+          <w:p>
+            <w:r/>
+            <w:r>
+              <w:rPr>
+                <w:sz w:val="20"/>
+              </w:rPr>
+              <w:t>约束</w:t>
+            </w:r>
+          </w:p>
+        </w:tc>
+        <w:tc>
+          <w:tcPr>
+            <w:tcW w:type="dxa" w:w="7370"/>
+          </w:tcPr>
+          <w:p>
+            <w:r/>
+            <w:r>
+              <w:rPr>
+                <w:sz w:val="20"/>
+              </w:rPr>
+              <w:t>不得输入他人个人信息；数据须注明来源；无法确认的内容标注“待核实”</w:t>
+            </w:r>
+          </w:p>
+        </w:tc>
+      </w:tr>
+      <w:tr>
+        <w:tc>
+          <w:tcPr>
+            <w:tcW w:type="dxa" w:w="1701"/>
+          </w:tcPr>
+          <w:p>
+            <w:r/>
+            <w:r>
+              <w:rPr>
+                <w:sz w:val="20"/>
+              </w:rPr>
+              <w:t>核验要求</w:t>
+            </w:r>
+          </w:p>
+        </w:tc>
+        <w:tc>
+          <w:tcPr>
+            <w:tcW w:type="dxa" w:w="7370"/>
+          </w:tcPr>
+          <w:p>
+            <w:r/>
+            <w:r>
+              <w:rPr>
+                <w:sz w:val="20"/>
+              </w:rPr>
+              <w:t>方案中每个数字、出处、政策名称均需完成核验记录</w:t>
+            </w:r>
+          </w:p>
+        </w:tc>
+      </w:tr>
+      <w:tr>
+        <w:tc>
+          <w:tcPr>
+            <w:tcW w:type="dxa" w:w="1701"/>
+          </w:tcPr>
+          <w:p>
+            <w:r/>
+            <w:r>
+              <w:rPr>
+                <w:sz w:val="20"/>
+              </w:rPr>
+              <w:t>责任人</w:t>
+            </w:r>
+          </w:p>
+        </w:tc>
+        <w:tc>
+          <w:tcPr>
+            <w:tcW w:type="dxa" w:w="7370"/>
+          </w:tcPr>
+          <w:p>
+            <w:r/>
+            <w:r>
+              <w:rPr>
+                <w:sz w:val="20"/>
+              </w:rPr>
+              <w:t>本人签字，并注明AI参与的环节</w:t>
+            </w:r>
+          </w:p>
+        </w:tc>
+      </w:tr>
+    </w:tbl>
+    <w:p>
+      <w:pPr>
+        <w:spacing w:after="0"/>
+      </w:pPr>
+    </w:p>
+    <w:p>
+      <w:pPr/>
+      <w:r>
+        <w:t>第二步，设计初版提示词。请按表2-1的五个要素写出初版提示词。写完之后，逐项检查是否遗漏了要素。下面是一条参考写法，你可以作为起点，但应当改成适合自己任务的版本：</w:t>
+      </w:r>
+    </w:p>
+    <w:p>
+      <w:pPr>
+        <w:ind w:left="454" w:right="283"/>
+      </w:pPr>
+      <w:r>
+        <w:rPr>
+          <w:sz w:val="21"/>
+        </w:rPr>
+        <w:t>你是高校社团的宣传策划人员。请为校园垃圾分类写一份宣传方案，用于开学后的活动周。读者是新生，发放地点为食堂和宿舍楼，预算约500元。方案分为目标、措施、时间安排三部分，每部分不超过200字。不得编造任何数据；无法确认的数字、文号和政策名称，请逐一列出并标注“待核实”。</w:t>
+      </w:r>
+    </w:p>
+    <w:p>
+      <w:pPr/>
+      <w:r>
+        <w:t>第三步，生成初稿并多轮修改。根据图2-6的流程，如果初稿的结构不符合任务单，就进行追问；如果结构符合，就进入核验。修改时，每一轮都要记下提出的问题和得到的变化。</w:t>
+      </w:r>
+    </w:p>
+    <w:p>
+      <w:pPr>
+        <w:jc w:val="center"/>
+      </w:pPr>
+      <w:r>
+        <w:drawing>
+          <wp:inline xmlns:a="http://schemas.openxmlformats.org/drawingml/2006/main" xmlns:pic="http://schemas.openxmlformats.org/drawingml/2006/picture">
+            <wp:extent cx="4500000" cy="10400415"/>
+            <wp:docPr id="6" name="Picture 6"/>
+            <wp:cNvGraphicFramePr>
+              <a:graphicFrameLocks noChangeAspect="1"/>
+            </wp:cNvGraphicFramePr>
+            <a:graphic>
+              <a:graphicData uri="http://schemas.openxmlformats.org/drawingml/2006/picture">
+                <pic:pic>
+                  <pic:nvPicPr>
+                    <pic:cNvPr id="0" name="fig2-6_实训流程.png"/>
+                    <pic:cNvPicPr/>
+                  </pic:nvPicPr>
+                  <pic:blipFill>
+                    <a:blip r:embed="rId14"/>
+                    <a:stretch>
+                      <a:fillRect/>
+                    </a:stretch>
+                  </pic:blipFill>
+                  <pic:spPr>
+                    <a:xfrm>
+                      <a:off x="0" y="0"/>
+                      <a:ext cx="4500000" cy="10400415"/>
+                    </a:xfrm>
+                    <a:prstGeom prst="rect"/>
+                  </pic:spPr>
+                </pic:pic>
+              </a:graphicData>
+            </a:graphic>
+          </wp:inline>
+        </w:drawing>
+      </w:r>
+    </w:p>
+    <w:p>
+      <w:pPr>
+        <w:jc w:val="center"/>
+      </w:pPr>
+      <w:r>
+        <w:rPr>
+          <w:sz w:val="21"/>
+        </w:rPr>
+        <w:t>图2-6　实训的基本流程</w:t>
+      </w:r>
+    </w:p>
+    <w:p>
+      <w:pPr>
+        <w:ind w:firstLine="420"/>
+      </w:pPr>
+      <w:r>
+        <w:t>第四步，逐条核验事实。把初稿中的数字、出处、政策名称和结论逐条列出，在权威来源中查找依据。找到依据的，记录来源；找不到的，删除或标注“待核实”。图2-7比较了同一任务改写前后，附有依据的内容所占比例的变化（示例数据）。它说明，提示词改写和多轮追问提高的是“可核对性”，它并不能替代核验本身。</w:t>
+      </w:r>
+    </w:p>
+    <w:p>
+      <w:pPr>
+        <w:jc w:val="center"/>
+      </w:pPr>
+      <w:r>
+        <w:drawing>
+          <wp:inline xmlns:a="http://schemas.openxmlformats.org/drawingml/2006/main" xmlns:pic="http://schemas.openxmlformats.org/drawingml/2006/picture">
+            <wp:extent cx="5040000" cy="2660000"/>
+            <wp:docPr id="7" name="Picture 7"/>
+            <wp:cNvGraphicFramePr>
+              <a:graphicFrameLocks noChangeAspect="1"/>
+            </wp:cNvGraphicFramePr>
+            <a:graphic>
+              <a:graphicData uri="http://schemas.openxmlformats.org/drawingml/2006/picture">
+                <pic:pic>
+                  <pic:nvPicPr>
+                    <pic:cNvPr id="0" name="fig2-7_改写前后对比示例.png"/>
+                    <pic:cNvPicPr/>
+                  </pic:nvPicPr>
+                  <pic:blipFill>
+                    <a:blip r:embed="rId15"/>
+                    <a:stretch>
+                      <a:fillRect/>
+                    </a:stretch>
+                  </pic:blipFill>
+                  <pic:spPr>
+                    <a:xfrm>
+                      <a:off x="0" y="0"/>
+                      <a:ext cx="5040000" cy="2660000"/>
+                    </a:xfrm>
+                    <a:prstGeom prst="rect"/>
+                  </pic:spPr>
+                </pic:pic>
+              </a:graphicData>
+            </a:graphic>
+          </wp:inline>
+        </w:drawing>
+      </w:r>
+    </w:p>
+    <w:p>
+      <w:pPr>
+        <w:jc w:val="center"/>
+      </w:pPr>
+      <w:r>
+        <w:rPr>
+          <w:sz w:val="21"/>
+        </w:rPr>
+        <w:t>图2-7　同一任务改写前后，附有依据的内容占比（示例数据）</w:t>
+      </w:r>
+    </w:p>
+    <w:p>
+      <w:pPr/>
+      <w:r>
+        <w:t>第五步，填写核验记录。核验记录表（表2-7）是交付材料的核心。它要求写清每一条内容的来源和结果，使他人可以依据记录复现核验过程。</w:t>
+      </w:r>
+    </w:p>
+    <w:p>
+      <w:pPr>
+        <w:keepNext/>
+        <w:jc w:val="center"/>
+      </w:pPr>
+      <w:r>
+        <w:rPr>
+          <w:b/>
+          <w:sz w:val="21"/>
+        </w:rPr>
+        <w:t>表2-7　核验记录表（示例）</w:t>
+      </w:r>
+    </w:p>
+    <w:tbl>
+      <w:tblPr>
+        <w:tblW w:type="auto" w:w="0"/>
+        <w:tblLook w:firstColumn="1" w:firstRow="1" w:lastColumn="0" w:lastRow="0" w:noHBand="0" w:noVBand="1" w:val="04A0"/>
+        <w:jc w:val="center"/>
+        <w:tblBorders>
+          <w:top w:val="single" w:sz="4" w:space="0" w:color="000000"/>
+          <w:left w:val="single" w:sz="4" w:space="0" w:color="000000"/>
+          <w:bottom w:val="single" w:sz="4" w:space="0" w:color="000000"/>
+          <w:right w:val="single" w:sz="4" w:space="0" w:color="000000"/>
+          <w:insideH w:val="single" w:sz="4" w:space="0" w:color="000000"/>
+          <w:insideV w:val="single" w:sz="4" w:space="0" w:color="000000"/>
+        </w:tblBorders>
+      </w:tblPr>
+      <w:tblGrid>
+        <w:gridCol w:w="1440"/>
+        <w:gridCol w:w="1440"/>
+        <w:gridCol w:w="1440"/>
+        <w:gridCol w:w="1440"/>
+        <w:gridCol w:w="1440"/>
+        <w:gridCol w:w="1440"/>
+      </w:tblGrid>
+      <w:tr>
+        <w:tc>
+          <w:tcPr>
+            <w:tcW w:type="dxa" w:w="680"/>
+          </w:tcPr>
+          <w:p>
+            <w:r/>
+            <w:r>
+              <w:rPr>
+                <w:b/>
+                <w:sz w:val="20"/>
+              </w:rPr>
+              <w:t>序号</w:t>
+            </w:r>
+          </w:p>
+        </w:tc>
+        <w:tc>
+          <w:tcPr>
+            <w:tcW w:type="dxa" w:w="2381"/>
+          </w:tcPr>
+          <w:p>
+            <w:r/>
+            <w:r>
+              <w:rPr>
+                <w:b/>
+                <w:sz w:val="20"/>
+              </w:rPr>
+              <w:t>方案中的内容</w:t>
+            </w:r>
+          </w:p>
+        </w:tc>
+        <w:tc>
+          <w:tcPr>
+            <w:tcW w:type="dxa" w:w="907"/>
+          </w:tcPr>
+          <w:p>
+            <w:r/>
+            <w:r>
+              <w:rPr>
+                <w:b/>
+                <w:sz w:val="20"/>
+              </w:rPr>
+              <w:t>类型</w:t>
+            </w:r>
+          </w:p>
+        </w:tc>
+        <w:tc>
+          <w:tcPr>
+            <w:tcW w:type="dxa" w:w="1814"/>
+          </w:tcPr>
+          <w:p>
+            <w:r/>
+            <w:r>
+              <w:rPr>
+                <w:b/>
+                <w:sz w:val="20"/>
+              </w:rPr>
+              <w:t>核实来源</w:t>
+            </w:r>
+          </w:p>
+        </w:tc>
+        <w:tc>
+          <w:tcPr>
+            <w:tcW w:type="dxa" w:w="1474"/>
+          </w:tcPr>
+          <w:p>
+            <w:r/>
+            <w:r>
+              <w:rPr>
+                <w:b/>
+                <w:sz w:val="20"/>
+              </w:rPr>
+              <w:t>核实结果</w:t>
+            </w:r>
+          </w:p>
+        </w:tc>
+        <w:tc>
+          <w:tcPr>
+            <w:tcW w:type="dxa" w:w="1814"/>
+          </w:tcPr>
+          <w:p>
+            <w:r/>
+            <w:r>
+              <w:rPr>
+                <w:b/>
+                <w:sz w:val="20"/>
+              </w:rPr>
+              <w:t>处理方式</w:t>
+            </w:r>
+          </w:p>
+        </w:tc>
+      </w:tr>
+      <w:tr>
+        <w:tc>
+          <w:tcPr>
+            <w:tcW w:type="dxa" w:w="680"/>
+          </w:tcPr>
+          <w:p>
+            <w:r/>
+            <w:r>
+              <w:rPr>
+                <w:sz w:val="20"/>
+              </w:rPr>
+              <w:t>1</w:t>
+            </w:r>
+          </w:p>
+        </w:tc>
+        <w:tc>
+          <w:tcPr>
+            <w:tcW w:type="dxa" w:w="2381"/>
+          </w:tcPr>
+          <w:p>
+            <w:r/>
+            <w:r>
+              <w:rPr>
+                <w:sz w:val="20"/>
+              </w:rPr>
+              <w:t>全校每日生活垃圾约2.3吨</w:t>
+            </w:r>
+          </w:p>
+        </w:tc>
+        <w:tc>
+          <w:tcPr>
+            <w:tcW w:type="dxa" w:w="907"/>
+          </w:tcPr>
+          <w:p>
+            <w:r/>
+            <w:r>
+              <w:rPr>
+                <w:sz w:val="20"/>
+              </w:rPr>
+              <w:t>数字</w:t>
+            </w:r>
+          </w:p>
+        </w:tc>
+        <w:tc>
+          <w:tcPr>
+            <w:tcW w:type="dxa" w:w="1814"/>
+          </w:tcPr>
+          <w:p>
+            <w:r/>
+            <w:r>
+              <w:rPr>
+                <w:sz w:val="20"/>
+              </w:rPr>
+              <w:t>后勤处公开数据</w:t>
+            </w:r>
+          </w:p>
+        </w:tc>
+        <w:tc>
+          <w:tcPr>
+            <w:tcW w:type="dxa" w:w="1474"/>
+          </w:tcPr>
+          <w:p>
+            <w:r/>
+            <w:r>
+              <w:rPr>
+                <w:sz w:val="20"/>
+              </w:rPr>
+              <w:t>未找到依据</w:t>
+            </w:r>
+          </w:p>
+        </w:tc>
+        <w:tc>
+          <w:tcPr>
+            <w:tcW w:type="dxa" w:w="1814"/>
+          </w:tcPr>
+          <w:p>
+            <w:r/>
+            <w:r>
+              <w:rPr>
+                <w:sz w:val="20"/>
+              </w:rPr>
+              <w:t>删除，改用公开的年度统计</w:t>
+            </w:r>
+          </w:p>
+        </w:tc>
+      </w:tr>
+      <w:tr>
+        <w:tc>
+          <w:tcPr>
+            <w:tcW w:type="dxa" w:w="680"/>
+          </w:tcPr>
+          <w:p>
+            <w:r/>
+            <w:r>
+              <w:rPr>
+                <w:sz w:val="20"/>
+              </w:rPr>
+              <w:t>2</w:t>
+            </w:r>
+          </w:p>
+        </w:tc>
+        <w:tc>
+          <w:tcPr>
+            <w:tcW w:type="dxa" w:w="2381"/>
+          </w:tcPr>
+          <w:p>
+            <w:r/>
+            <w:r>
+              <w:rPr>
+                <w:sz w:val="20"/>
+              </w:rPr>
+              <w:t>活动周设置三个宣传点</w:t>
+            </w:r>
+          </w:p>
+        </w:tc>
+        <w:tc>
+          <w:tcPr>
+            <w:tcW w:type="dxa" w:w="907"/>
+          </w:tcPr>
+          <w:p>
+            <w:r/>
+            <w:r>
+              <w:rPr>
+                <w:sz w:val="20"/>
+              </w:rPr>
+              <w:t>结论</w:t>
+            </w:r>
+          </w:p>
+        </w:tc>
+        <w:tc>
+          <w:tcPr>
+            <w:tcW w:type="dxa" w:w="1814"/>
+          </w:tcPr>
+          <w:p>
+            <w:r/>
+            <w:r>
+              <w:rPr>
+                <w:sz w:val="20"/>
+              </w:rPr>
+              <w:t>学院活动安排</w:t>
+            </w:r>
+          </w:p>
+        </w:tc>
+        <w:tc>
+          <w:tcPr>
+            <w:tcW w:type="dxa" w:w="1474"/>
+          </w:tcPr>
+          <w:p>
+            <w:r/>
+            <w:r>
+              <w:rPr>
+                <w:sz w:val="20"/>
+              </w:rPr>
+              <w:t>一致</w:t>
+            </w:r>
+          </w:p>
+        </w:tc>
+        <w:tc>
+          <w:tcPr>
+            <w:tcW w:type="dxa" w:w="1814"/>
+          </w:tcPr>
+          <w:p>
+            <w:r/>
+            <w:r>
+              <w:rPr>
+                <w:sz w:val="20"/>
+              </w:rPr>
+              <w:t>保留</w:t>
+            </w:r>
+          </w:p>
+        </w:tc>
+      </w:tr>
+      <w:tr>
+        <w:tc>
+          <w:tcPr>
+            <w:tcW w:type="dxa" w:w="680"/>
+          </w:tcPr>
+          <w:p>
+            <w:r/>
+            <w:r>
+              <w:rPr>
+                <w:sz w:val="20"/>
+              </w:rPr>
+              <w:t>3</w:t>
+            </w:r>
+          </w:p>
+        </w:tc>
+        <w:tc>
+          <w:tcPr>
+            <w:tcW w:type="dxa" w:w="2381"/>
+          </w:tcPr>
+          <w:p>
+            <w:r/>
+            <w:r>
+              <w:rPr>
+                <w:sz w:val="20"/>
+              </w:rPr>
+              <w:t>引用某省管理办法及文号</w:t>
+            </w:r>
+          </w:p>
+        </w:tc>
+        <w:tc>
+          <w:tcPr>
+            <w:tcW w:type="dxa" w:w="907"/>
+          </w:tcPr>
+          <w:p>
+            <w:r/>
+            <w:r>
+              <w:rPr>
+                <w:sz w:val="20"/>
+              </w:rPr>
+              <w:t>政策</w:t>
+            </w:r>
+          </w:p>
+        </w:tc>
+        <w:tc>
+          <w:tcPr>
+            <w:tcW w:type="dxa" w:w="1814"/>
+          </w:tcPr>
+          <w:p>
+            <w:r/>
+            <w:r>
+              <w:rPr>
+                <w:sz w:val="20"/>
+              </w:rPr>
+              <w:t>省政府官网</w:t>
+            </w:r>
+          </w:p>
+        </w:tc>
+        <w:tc>
+          <w:tcPr>
+            <w:tcW w:type="dxa" w:w="1474"/>
+          </w:tcPr>
+          <w:p>
+            <w:r/>
+            <w:r>
+              <w:rPr>
+                <w:sz w:val="20"/>
+              </w:rPr>
+              <w:t>未找到依据</w:t>
+            </w:r>
+          </w:p>
+        </w:tc>
+        <w:tc>
+          <w:tcPr>
+            <w:tcW w:type="dxa" w:w="1814"/>
+          </w:tcPr>
+          <w:p>
+            <w:r/>
+            <w:r>
+              <w:rPr>
+                <w:sz w:val="20"/>
+              </w:rPr>
+              <w:t>删除，不再引用</w:t>
+            </w:r>
+          </w:p>
+        </w:tc>
+      </w:tr>
+      <w:tr>
+        <w:tc>
+          <w:tcPr>
+            <w:tcW w:type="dxa" w:w="680"/>
+          </w:tcPr>
+          <w:p>
+            <w:r/>
+            <w:r>
+              <w:rPr>
+                <w:sz w:val="20"/>
+              </w:rPr>
+              <w:t>4</w:t>
+            </w:r>
+          </w:p>
+        </w:tc>
+        <w:tc>
+          <w:tcPr>
+            <w:tcW w:type="dxa" w:w="2381"/>
+          </w:tcPr>
+          <w:p>
+            <w:r/>
+            <w:r>
+              <w:rPr>
+                <w:sz w:val="20"/>
+              </w:rPr>
+              <w:t>预算500元分配到海报与发放</w:t>
+            </w:r>
+          </w:p>
+        </w:tc>
+        <w:tc>
+          <w:tcPr>
+            <w:tcW w:type="dxa" w:w="907"/>
+          </w:tcPr>
+          <w:p>
+            <w:r/>
+            <w:r>
+              <w:rPr>
+                <w:sz w:val="20"/>
+              </w:rPr>
+              <w:t>数字</w:t>
+            </w:r>
+          </w:p>
+        </w:tc>
+        <w:tc>
+          <w:tcPr>
+            <w:tcW w:type="dxa" w:w="1814"/>
+          </w:tcPr>
+          <w:p>
+            <w:r/>
+            <w:r>
+              <w:rPr>
+                <w:sz w:val="20"/>
+              </w:rPr>
+              <w:t>社团预算表</w:t>
+            </w:r>
+          </w:p>
+        </w:tc>
+        <w:tc>
+          <w:tcPr>
+            <w:tcW w:type="dxa" w:w="1474"/>
+          </w:tcPr>
+          <w:p>
+            <w:r/>
+            <w:r>
+              <w:rPr>
+                <w:sz w:val="20"/>
+              </w:rPr>
+              <w:t>一致</w:t>
+            </w:r>
+          </w:p>
+        </w:tc>
+        <w:tc>
+          <w:tcPr>
+            <w:tcW w:type="dxa" w:w="1814"/>
+          </w:tcPr>
+          <w:p>
+            <w:r/>
+            <w:r>
+              <w:rPr>
+                <w:sz w:val="20"/>
+              </w:rPr>
+              <w:t>保留，注明来源</w:t>
+            </w:r>
+          </w:p>
+        </w:tc>
+      </w:tr>
+    </w:tbl>
+    <w:p>
+      <w:pPr>
+        <w:spacing w:after="0"/>
+      </w:pPr>
+    </w:p>
+    <w:p>
+      <w:pPr/>
+      <w:r>
+        <w:t>第六步，本人复述并签字。选择一位同学，请他随机指出方案中的三处内容，由你说明来源和核验方法。如果你不能说明，就说明该内容还没有真正核验完成，需要返回第四步。最后，在任务责任人一栏签字，并注明AI参与的环节。</w:t>
+      </w:r>
+    </w:p>
+    <w:p>
+      <w:pPr/>
+      <w:r>
+        <w:t>实训的成果由三部分组成：方案正文、核验记录表和一段说明文字。评分依据见表2-8。</w:t>
+      </w:r>
+    </w:p>
+    <w:p>
+      <w:pPr>
+        <w:keepNext/>
+        <w:jc w:val="center"/>
+      </w:pPr>
+      <w:r>
+        <w:rPr>
+          <w:b/>
+          <w:sz w:val="21"/>
+        </w:rPr>
+        <w:t>表2-8　实训评分量规</w:t>
+      </w:r>
+    </w:p>
+    <w:tbl>
+      <w:tblPr>
+        <w:tblW w:type="auto" w:w="0"/>
+        <w:tblLook w:firstColumn="1" w:firstRow="1" w:lastColumn="0" w:lastRow="0" w:noHBand="0" w:noVBand="1" w:val="04A0"/>
+        <w:jc w:val="center"/>
+        <w:tblBorders>
+          <w:top w:val="single" w:sz="4" w:space="0" w:color="000000"/>
+          <w:left w:val="single" w:sz="4" w:space="0" w:color="000000"/>
+          <w:bottom w:val="single" w:sz="4" w:space="0" w:color="000000"/>
+          <w:right w:val="single" w:sz="4" w:space="0" w:color="000000"/>
+          <w:insideH w:val="single" w:sz="4" w:space="0" w:color="000000"/>
+          <w:insideV w:val="single" w:sz="4" w:space="0" w:color="000000"/>
+        </w:tblBorders>
+      </w:tblPr>
+      <w:tblGrid>
+        <w:gridCol w:w="2880"/>
+        <w:gridCol w:w="2880"/>
+        <w:gridCol w:w="2880"/>
+      </w:tblGrid>
+      <w:tr>
+        <w:tc>
+          <w:tcPr>
+            <w:tcW w:type="dxa" w:w="1814"/>
+          </w:tcPr>
+          <w:p>
+            <w:r/>
+            <w:r>
+              <w:rPr>
+                <w:b/>
+                <w:sz w:val="20"/>
+              </w:rPr>
+              <w:t>维度</w:t>
+            </w:r>
+          </w:p>
+        </w:tc>
+        <w:tc>
+          <w:tcPr>
+            <w:tcW w:type="dxa" w:w="6123"/>
+          </w:tcPr>
+          <w:p>
+            <w:r/>
+            <w:r>
+              <w:rPr>
+                <w:b/>
+                <w:sz w:val="20"/>
+              </w:rPr>
+              <w:t>合格标准</w:t>
+            </w:r>
+          </w:p>
+        </w:tc>
+        <w:tc>
+          <w:tcPr>
+            <w:tcW w:type="dxa" w:w="1134"/>
+          </w:tcPr>
+          <w:p>
+            <w:r/>
+            <w:r>
+              <w:rPr>
+                <w:b/>
+                <w:sz w:val="20"/>
+              </w:rPr>
+              <w:t>分值</w:t>
+            </w:r>
+          </w:p>
+        </w:tc>
+      </w:tr>
+      <w:tr>
+        <w:tc>
+          <w:tcPr>
+            <w:tcW w:type="dxa" w:w="1814"/>
+          </w:tcPr>
+          <w:p>
+            <w:r/>
+            <w:r>
+              <w:rPr>
+                <w:sz w:val="20"/>
+              </w:rPr>
+              <w:t>任务理解</w:t>
+            </w:r>
+          </w:p>
+        </w:tc>
+        <w:tc>
+          <w:tcPr>
+            <w:tcW w:type="dxa" w:w="6123"/>
+          </w:tcPr>
+          <w:p>
+            <w:r/>
+            <w:r>
+              <w:rPr>
+                <w:sz w:val="20"/>
+              </w:rPr>
+              <w:t>提示词包含五个要素，能说明每个要素的作用</w:t>
+            </w:r>
+          </w:p>
+        </w:tc>
+        <w:tc>
+          <w:tcPr>
+            <w:tcW w:type="dxa" w:w="1134"/>
+          </w:tcPr>
+          <w:p>
+            <w:r/>
+            <w:r>
+              <w:rPr>
+                <w:sz w:val="20"/>
+              </w:rPr>
+              <w:t>20</w:t>
+            </w:r>
+          </w:p>
+        </w:tc>
+      </w:tr>
+      <w:tr>
+        <w:tc>
+          <w:tcPr>
+            <w:tcW w:type="dxa" w:w="1814"/>
+          </w:tcPr>
+          <w:p>
+            <w:r/>
+            <w:r>
+              <w:rPr>
+                <w:sz w:val="20"/>
+              </w:rPr>
+              <w:t>追问与修正</w:t>
+            </w:r>
+          </w:p>
+        </w:tc>
+        <w:tc>
+          <w:tcPr>
+            <w:tcW w:type="dxa" w:w="6123"/>
+          </w:tcPr>
+          <w:p>
+            <w:r/>
+            <w:r>
+              <w:rPr>
+                <w:sz w:val="20"/>
+              </w:rPr>
+              <w:t>至少完成两轮追问，记录每轮的问题与变化</w:t>
+            </w:r>
+          </w:p>
+        </w:tc>
+        <w:tc>
+          <w:tcPr>
+            <w:tcW w:type="dxa" w:w="1134"/>
+          </w:tcPr>
+          <w:p>
+            <w:r/>
+            <w:r>
+              <w:rPr>
+                <w:sz w:val="20"/>
+              </w:rPr>
+              <w:t>20</w:t>
+            </w:r>
+          </w:p>
+        </w:tc>
+      </w:tr>
+      <w:tr>
+        <w:tc>
+          <w:tcPr>
+            <w:tcW w:type="dxa" w:w="1814"/>
+          </w:tcPr>
+          <w:p>
+            <w:r/>
+            <w:r>
+              <w:rPr>
+                <w:sz w:val="20"/>
+              </w:rPr>
+              <w:t>事实核验</w:t>
+            </w:r>
+          </w:p>
+        </w:tc>
+        <w:tc>
+          <w:tcPr>
+            <w:tcW w:type="dxa" w:w="6123"/>
+          </w:tcPr>
+          <w:p>
+            <w:r/>
+            <w:r>
+              <w:rPr>
+                <w:sz w:val="20"/>
+              </w:rPr>
+              <w:t>方案中的数字、出处、政策均有核验记录</w:t>
+            </w:r>
+          </w:p>
+        </w:tc>
+        <w:tc>
+          <w:tcPr>
+            <w:tcW w:type="dxa" w:w="1134"/>
+          </w:tcPr>
+          <w:p>
+            <w:r/>
+            <w:r>
+              <w:rPr>
+                <w:sz w:val="20"/>
+              </w:rPr>
+              <w:t>30</w:t>
+            </w:r>
+          </w:p>
+        </w:tc>
+      </w:tr>
+      <w:tr>
+        <w:tc>
+          <w:tcPr>
+            <w:tcW w:type="dxa" w:w="1814"/>
+          </w:tcPr>
+          <w:p>
+            <w:r/>
+            <w:r>
+              <w:rPr>
+                <w:sz w:val="20"/>
+              </w:rPr>
+              <w:t>结果质量</w:t>
+            </w:r>
+          </w:p>
+        </w:tc>
+        <w:tc>
+          <w:tcPr>
+            <w:tcW w:type="dxa" w:w="6123"/>
+          </w:tcPr>
+          <w:p>
+            <w:r/>
+            <w:r>
+              <w:rPr>
+                <w:sz w:val="20"/>
+              </w:rPr>
+              <w:t>方案结构完整，符合任务单的格式要求</w:t>
+            </w:r>
+          </w:p>
+        </w:tc>
+        <w:tc>
+          <w:tcPr>
+            <w:tcW w:type="dxa" w:w="1134"/>
+          </w:tcPr>
+          <w:p>
+            <w:r/>
+            <w:r>
+              <w:rPr>
+                <w:sz w:val="20"/>
+              </w:rPr>
+              <w:t>15</w:t>
+            </w:r>
+          </w:p>
+        </w:tc>
+      </w:tr>
+      <w:tr>
+        <w:tc>
+          <w:tcPr>
+            <w:tcW w:type="dxa" w:w="1814"/>
+          </w:tcPr>
+          <w:p>
+            <w:r/>
+            <w:r>
+              <w:rPr>
+                <w:sz w:val="20"/>
+              </w:rPr>
+              <w:t>诚信与责任</w:t>
+            </w:r>
+          </w:p>
+        </w:tc>
+        <w:tc>
+          <w:tcPr>
+            <w:tcW w:type="dxa" w:w="6123"/>
+          </w:tcPr>
+          <w:p>
+            <w:r/>
+            <w:r>
+              <w:rPr>
+                <w:sz w:val="20"/>
+              </w:rPr>
+              <w:t>说明AI参与的环节，签字确认，没有保留无依据的内容</w:t>
+            </w:r>
+          </w:p>
+        </w:tc>
+        <w:tc>
+          <w:tcPr>
+            <w:tcW w:type="dxa" w:w="1134"/>
+          </w:tcPr>
+          <w:p>
+            <w:r/>
+            <w:r>
+              <w:rPr>
+                <w:sz w:val="20"/>
+              </w:rPr>
+              <w:t>15</w:t>
+            </w:r>
+          </w:p>
+        </w:tc>
+      </w:tr>
+    </w:tbl>
+    <w:p>
+      <w:pPr>
+        <w:spacing w:after="0"/>
+      </w:pPr>
+    </w:p>
+    <w:p>
+      <w:pPr>
+        <w:ind w:firstLine="420"/>
+      </w:pPr>
+      <w:r>
+        <w:t>实训的核心不在于某一条提示词写得多么漂亮，而在于每一步都有依据。表2-9归纳了三类常见任务的提示词骨架，供你在完成其他任务时参考。使用骨架时，只需替换其中的方括号部分，并补充自己的约束。</w:t>
+      </w:r>
+    </w:p>
+    <w:p>
+      <w:pPr>
+        <w:keepNext/>
+        <w:jc w:val="center"/>
+      </w:pPr>
+      <w:r>
+        <w:rPr>
+          <w:b/>
+          <w:sz w:val="21"/>
+        </w:rPr>
+        <w:t>表2-9　三类常见任务的提示词骨架</w:t>
+      </w:r>
+    </w:p>
+    <w:tbl>
+      <w:tblPr>
+        <w:tblW w:type="auto" w:w="0"/>
+        <w:tblLook w:firstColumn="1" w:firstRow="1" w:lastColumn="0" w:lastRow="0" w:noHBand="0" w:noVBand="1" w:val="04A0"/>
+        <w:jc w:val="center"/>
+        <w:tblBorders>
+          <w:top w:val="single" w:sz="4" w:space="0" w:color="000000"/>
+          <w:left w:val="single" w:sz="4" w:space="0" w:color="000000"/>
+          <w:bottom w:val="single" w:sz="4" w:space="0" w:color="000000"/>
+          <w:right w:val="single" w:sz="4" w:space="0" w:color="000000"/>
+          <w:insideH w:val="single" w:sz="4" w:space="0" w:color="000000"/>
+          <w:insideV w:val="single" w:sz="4" w:space="0" w:color="000000"/>
+        </w:tblBorders>
+      </w:tblPr>
+      <w:tblGrid>
+        <w:gridCol w:w="1728"/>
+        <w:gridCol w:w="1728"/>
+        <w:gridCol w:w="1728"/>
+        <w:gridCol w:w="1728"/>
+        <w:gridCol w:w="1728"/>
+      </w:tblGrid>
+      <w:tr>
+        <w:tc>
+          <w:tcPr>
+            <w:tcW w:type="dxa" w:w="1361"/>
+          </w:tcPr>
+          <w:p>
+            <w:r/>
+            <w:r>
+              <w:rPr>
+                <w:b/>
+                <w:sz w:val="20"/>
+              </w:rPr>
+              <w:t>任务类型</w:t>
+            </w:r>
+          </w:p>
+        </w:tc>
+        <w:tc>
+          <w:tcPr>
+            <w:tcW w:type="dxa" w:w="1587"/>
+          </w:tcPr>
+          <w:p>
+            <w:r/>
+            <w:r>
+              <w:rPr>
+                <w:b/>
+                <w:sz w:val="20"/>
+              </w:rPr>
+              <w:t>角色</w:t>
+            </w:r>
+          </w:p>
+        </w:tc>
+        <w:tc>
+          <w:tcPr>
+            <w:tcW w:type="dxa" w:w="2268"/>
+          </w:tcPr>
+          <w:p>
+            <w:r/>
+            <w:r>
+              <w:rPr>
+                <w:b/>
+                <w:sz w:val="20"/>
+              </w:rPr>
+              <w:t>背景要点</w:t>
+            </w:r>
+          </w:p>
+        </w:tc>
+        <w:tc>
+          <w:tcPr>
+            <w:tcW w:type="dxa" w:w="2041"/>
+          </w:tcPr>
+          <w:p>
+            <w:r/>
+            <w:r>
+              <w:rPr>
+                <w:b/>
+                <w:sz w:val="20"/>
+              </w:rPr>
+              <w:t>格式要求</w:t>
+            </w:r>
+          </w:p>
+        </w:tc>
+        <w:tc>
+          <w:tcPr>
+            <w:tcW w:type="dxa" w:w="2381"/>
+          </w:tcPr>
+          <w:p>
+            <w:r/>
+            <w:r>
+              <w:rPr>
+                <w:b/>
+                <w:sz w:val="20"/>
+              </w:rPr>
+              <w:t>约束示例</w:t>
+            </w:r>
+          </w:p>
+        </w:tc>
+      </w:tr>
+      <w:tr>
+        <w:tc>
+          <w:tcPr>
+            <w:tcW w:type="dxa" w:w="1361"/>
+          </w:tcPr>
+          <w:p>
+            <w:r/>
+            <w:r>
+              <w:rPr>
+                <w:sz w:val="20"/>
+              </w:rPr>
+              <w:t>文案写作</w:t>
+            </w:r>
+          </w:p>
+        </w:tc>
+        <w:tc>
+          <w:tcPr>
+            <w:tcW w:type="dxa" w:w="1587"/>
+          </w:tcPr>
+          <w:p>
+            <w:r/>
+            <w:r>
+              <w:rPr>
+                <w:sz w:val="20"/>
+              </w:rPr>
+              <w:t>[宣传/文案]策划人员</w:t>
+            </w:r>
+          </w:p>
+        </w:tc>
+        <w:tc>
+          <w:tcPr>
+            <w:tcW w:type="dxa" w:w="2268"/>
+          </w:tcPr>
+          <w:p>
+            <w:r/>
+            <w:r>
+              <w:rPr>
+                <w:sz w:val="20"/>
+              </w:rPr>
+              <w:t>[对象、场景、字数限制、发布渠道]</w:t>
+            </w:r>
+          </w:p>
+        </w:tc>
+        <w:tc>
+          <w:tcPr>
+            <w:tcW w:type="dxa" w:w="2041"/>
+          </w:tcPr>
+          <w:p>
+            <w:r/>
+            <w:r>
+              <w:rPr>
+                <w:sz w:val="20"/>
+              </w:rPr>
+              <w:t>[标题+正文+三个备选标题]</w:t>
+            </w:r>
+          </w:p>
+        </w:tc>
+        <w:tc>
+          <w:tcPr>
+            <w:tcW w:type="dxa" w:w="2381"/>
+          </w:tcPr>
+          <w:p>
+            <w:r/>
+            <w:r>
+              <w:rPr>
+                <w:sz w:val="20"/>
+              </w:rPr>
+              <w:t>不夸大效果；不使用未经授权的图片和素材</w:t>
+            </w:r>
+          </w:p>
+        </w:tc>
+      </w:tr>
+      <w:tr>
+        <w:tc>
+          <w:tcPr>
+            <w:tcW w:type="dxa" w:w="1361"/>
+          </w:tcPr>
+          <w:p>
+            <w:r/>
+            <w:r>
+              <w:rPr>
+                <w:sz w:val="20"/>
+              </w:rPr>
+              <w:t>资料整理</w:t>
+            </w:r>
+          </w:p>
+        </w:tc>
+        <w:tc>
+          <w:tcPr>
+            <w:tcW w:type="dxa" w:w="1587"/>
+          </w:tcPr>
+          <w:p>
+            <w:r/>
+            <w:r>
+              <w:rPr>
+                <w:sz w:val="20"/>
+              </w:rPr>
+              <w:t>[研究助理/文员]</w:t>
+            </w:r>
+          </w:p>
+        </w:tc>
+        <w:tc>
+          <w:tcPr>
+            <w:tcW w:type="dxa" w:w="2268"/>
+          </w:tcPr>
+          <w:p>
+            <w:r/>
+            <w:r>
+              <w:rPr>
+                <w:sz w:val="20"/>
+              </w:rPr>
+              <w:t>[资料来源、主题、读者]</w:t>
+            </w:r>
+          </w:p>
+        </w:tc>
+        <w:tc>
+          <w:tcPr>
+            <w:tcW w:type="dxa" w:w="2041"/>
+          </w:tcPr>
+          <w:p>
+            <w:r/>
+            <w:r>
+              <w:rPr>
+                <w:sz w:val="20"/>
+              </w:rPr>
+              <w:t>[表格列出：要点、原文位置、备注]</w:t>
+            </w:r>
+          </w:p>
+        </w:tc>
+        <w:tc>
+          <w:tcPr>
+            <w:tcW w:type="dxa" w:w="2381"/>
+          </w:tcPr>
+          <w:p>
+            <w:r/>
+            <w:r>
+              <w:rPr>
+                <w:sz w:val="20"/>
+              </w:rPr>
+              <w:t>只依据提供的资料，不补充资料之外的内容</w:t>
+            </w:r>
+          </w:p>
+        </w:tc>
+      </w:tr>
+      <w:tr>
+        <w:tc>
+          <w:tcPr>
+            <w:tcW w:type="dxa" w:w="1361"/>
+          </w:tcPr>
+          <w:p>
+            <w:r/>
+            <w:r>
+              <w:rPr>
+                <w:sz w:val="20"/>
+              </w:rPr>
+              <w:t>数据分析</w:t>
+            </w:r>
+          </w:p>
+        </w:tc>
+        <w:tc>
+          <w:tcPr>
+            <w:tcW w:type="dxa" w:w="1587"/>
+          </w:tcPr>
+          <w:p>
+            <w:r/>
+            <w:r>
+              <w:rPr>
+                <w:sz w:val="20"/>
+              </w:rPr>
+              <w:t>[数据分析助手]</w:t>
+            </w:r>
+          </w:p>
+        </w:tc>
+        <w:tc>
+          <w:tcPr>
+            <w:tcW w:type="dxa" w:w="2268"/>
+          </w:tcPr>
+          <w:p>
+            <w:r/>
+            <w:r>
+              <w:rPr>
+                <w:sz w:val="20"/>
+              </w:rPr>
+              <w:t>[数据含义、单位、统计口径]</w:t>
+            </w:r>
+          </w:p>
+        </w:tc>
+        <w:tc>
+          <w:tcPr>
+            <w:tcW w:type="dxa" w:w="2041"/>
+          </w:tcPr>
+          <w:p>
+            <w:r/>
+            <w:r>
+              <w:rPr>
+                <w:sz w:val="20"/>
+              </w:rPr>
+              <w:t>[结论、计算过程、局限说明]</w:t>
+            </w:r>
+          </w:p>
+        </w:tc>
+        <w:tc>
+          <w:tcPr>
+            <w:tcW w:type="dxa" w:w="2381"/>
+          </w:tcPr>
+          <w:p>
+            <w:r/>
+            <w:r>
+              <w:rPr>
+                <w:sz w:val="20"/>
+              </w:rPr>
+              <w:t>计算过程须可复现；数据异常须单独列出</w:t>
+            </w:r>
+          </w:p>
+        </w:tc>
+      </w:tr>
+    </w:tbl>
+    <w:p>
+      <w:pPr>
+        <w:spacing w:after="0"/>
+      </w:pPr>
+    </w:p>
+    <w:p>
+      <w:pPr>
+        <w:ind w:firstLine="420"/>
+      </w:pPr>
+      <w:r>
+        <w:t>表2-9中的“约束示例”一栏值得特别注意。在资料整理中，要求模型“只依据提供的资料”，相当于为它划定了证据范围；在数据分析中，要求“数据异常须单独列出”，则让模型的计算过程更容易被检查。约束写得越具体，后面的核验就越有抓手。</w:t>
       </w:r>
     </w:p>
     <w:p>
@@ -1378,11 +3655,9 @@
       </w:r>
     </w:p>
     <w:p>
-      <w:pPr>
-        <w:ind w:firstLine="420"/>
-      </w:pPr>
+      <w:pPr/>
       <w:r>
-        <w:t>选择一个你在学习或生活中遇到的问题（如选课、社团活动、旅行规划），先写一条只有任务的提示词，再按本章方法改写一版，完成至少两轮追问，并记录每一轮的变化。</w:t>
+        <w:t>以本章实训为模板，选择一个你所在社团、班级或宿舍的真实需求（如活动宣传、预算测算、课程复习计划），完成一次完整的“任务单—提示词—多轮修改—核验—签字”流程，并提交核验记录。</w:t>
       </w:r>
     </w:p>
     <w:p>
@@ -1394,7 +3669,7 @@
         <w:t>操作步骤：</w:t>
       </w:r>
       <w:r>
-        <w:t>第一步，记录初始提示词与回答；第二步，按表2-1补充角色、背景、格式和约束，重新提问；第三步，选取回答中的三处事实，使用表2-2中的句式追问来源；第四步，在权威来源中核实这三处事实，并记录结果。</w:t>
+        <w:t>第一步，记录初始提示词与回答；第二步，按表2-1补充角色、背景、格式和约束，重新提问；第三步，选取回答中的三处事实，使用表2-3中的句式追问来源；第四步，在权威来源中核实这三处事实，并填写表2-7；第五步，向同学口头说明其中一处内容的来源。</w:t>
       </w:r>
     </w:p>
     <w:p>
@@ -1406,19 +3681,7 @@
         <w:t>参考要点：</w:t>
       </w:r>
       <w:r>
-        <w:t>一份合格的记录，应当能看出每一轮修改的理由。如果回答中的事实无法核实，应当删除或注明“待核实”，而不是保留看起来合理的表述。</w:t>
-      </w:r>
-    </w:p>
-    <w:p>
-      <w:pPr/>
-      <w:r>
-        <w:rPr>
-          <w:b/>
-        </w:rPr>
-        <w:t>评价提示：</w:t>
-      </w:r>
-      <w:r>
-        <w:t>一份合格的记录，应当让同学看完就能判断哪些内容已经核实、哪些仍然存疑。若只写“已修改”或“已检查”，而没有说明修改了什么、依据是什么，这份记录就失去了参考价值。</w:t>
+        <w:t>一份合格的记录，应当能看出每一轮修改的理由，也能让他人依据记录找到每一项内容的依据。如果回答中的事实无法核实，应当删除或注明“待核实”，而不是保留看起来合理的表述。若记录中只写“已核实”，却没有说明核实了什么，这份记录就不完整。</w:t>
       </w:r>
     </w:p>
     <w:p>
@@ -1446,7 +3709,7 @@
         <w:ind w:firstLine="420"/>
       </w:pPr>
       <w:r>
-        <w:t>本章讨论了三件事：提示词的五个要素，多轮追问的基本循环，以及大模型常见的局限。三者的共同点，是把使用者的判断放在每一步之中。提示词让模型知道该做什么，追问让回答更接近需求，核验则决定哪些内容可以真正被采用。</w:t>
+        <w:t>本章讨论了三件事：提示词的五个要素，多轮追问的基本循环，以及大模型常见的局限。三者的共同点，是把使用者的判断放在每一步之中。提示词让模型知道该做什么，追问让回答更接近需求，核验则决定哪些内容可以真正被采用。实训则把这些方法串成一条完整的工作流程。</w:t>
       </w:r>
     </w:p>
     <w:p>
@@ -1474,13 +3737,13 @@
     <w:p>
       <w:pPr/>
       <w:r>
-        <w:t>找出一段AI生成的文字，标出其中所有可能需要核实的事实，并逐条记录核实途径。</w:t>
+        <w:t>找出一段AI生成的文字，标出其中所有可能需要核实的事实，并用表2-7的格式逐条记录核实途径和结果。</w:t>
       </w:r>
     </w:p>
     <w:p>
       <w:pPr/>
       <w:r>
-        <w:t>假设同学请你帮忙把他人的聊天记录整理成报告，你会如何处理其中的个人信息？请写出理由。</w:t>
+        <w:t>假设同学请你帮忙把他人的聊天记录整理成报告，你会如何处理其中的个人信息？请结合表2-5和本章的提醒，写出理由。</w:t>
       </w:r>
     </w:p>
     <w:sectPr>
